--- a/cd/doc/changes/202609.Zmiany.docx
+++ b/cd/doc/changes/202609.Zmiany.docx
@@ -6,8 +6,6 @@
       <w:pPr>
         <w:pStyle w:val="Tytu"/>
       </w:pPr>
-      <w:bookmarkStart w:id="0" w:name="_GoBack"/>
-      <w:bookmarkEnd w:id="0"/>
       <w:r>
         <w:t>Dokumentacja zmian 2026.09</w:t>
       </w:r>
@@ -35,7 +33,7 @@
           </w:tcPr>
           <w:p>
             <w:r>
-              <w:t>Prosimy o pobranie i zainstalowanie najnowszej wersji Aplikacji ze strony </w:t>
+              <w:t>Prosimy o pobranie i zainstalowanie najnowszej wersji Aplikacji ze strony</w:t>
             </w:r>
             <w:hyperlink r:id="rId9" w:history="1">
               <w:r>
@@ -84,12 +82,15 @@
         <w:fldChar w:fldCharType="begin"/>
       </w:r>
       <w:r>
-        <w:instrText xml:space="preserve"> TOC \o "1-3" \h \z \u </w:instrText>
+        <w:instrText xml:space="preserve"> TOC \o "1-3" \h</w:instrText>
+      </w:r>
+      <w:r>
+        <w:instrText xml:space="preserve"> \z \u </w:instrText>
       </w:r>
       <w:r>
         <w:fldChar w:fldCharType="separate"/>
       </w:r>
-      <w:hyperlink w:anchor="_Toc300000001" w:history="1">
+      <w:hyperlink w:anchor="_Toc240964470" w:history="1">
         <w:r>
           <w:rPr>
             <w:rStyle w:val="Hipercze"/>
@@ -109,7 +110,112 @@
             <w:noProof/>
             <w:webHidden/>
           </w:rPr>
+          <w:fldChar w:fldCharType="begin"/>
+        </w:r>
+        <w:r>
+          <w:rPr>
+            <w:noProof/>
+            <w:webHidden/>
+          </w:rPr>
+          <w:instrText xml:space="preserve"> PAGEREF _Toc240964470 \h </w:instrText>
+        </w:r>
+        <w:r>
+          <w:rPr>
+            <w:noProof/>
+            <w:webHidden/>
+          </w:rPr>
+        </w:r>
+        <w:r>
+          <w:rPr>
+            <w:noProof/>
+            <w:webHidden/>
+          </w:rPr>
+          <w:fldChar w:fldCharType="separate"/>
+        </w:r>
+        <w:r>
+          <w:rPr>
+            <w:noProof/>
+            <w:webHidden/>
+          </w:rPr>
           <w:t>1</w:t>
+        </w:r>
+        <w:r>
+          <w:rPr>
+            <w:noProof/>
+            <w:webHidden/>
+          </w:rPr>
+          <w:fldChar w:fldCharType="end"/>
+        </w:r>
+      </w:hyperlink>
+    </w:p>
+    <w:p>
+      <w:pPr>
+        <w:pStyle w:val="Spistreci1"/>
+        <w:tabs>
+          <w:tab w:val="right" w:leader="dot" w:pos="9770"/>
+        </w:tabs>
+        <w:rPr>
+          <w:rFonts w:asciiTheme="minorHAnsi" w:eastAsiaTheme="minorEastAsia" w:hAnsiTheme="minorHAnsi" w:cstheme="minorBidi"/>
+          <w:noProof/>
+          <w:sz w:val="22"/>
+          <w:szCs w:val="22"/>
+        </w:rPr>
+      </w:pPr>
+      <w:hyperlink w:anchor="_Toc240964471" w:history="1">
+        <w:r>
+          <w:rPr>
+            <w:rStyle w:val="Hipercze"/>
+            <w:noProof/>
+          </w:rPr>
+          <w:t>Natychmiastowy podgląd spisu treści</w:t>
+        </w:r>
+        <w:r>
+          <w:rPr>
+            <w:noProof/>
+            <w:webHidden/>
+          </w:rPr>
+          <w:tab/>
+        </w:r>
+        <w:r>
+          <w:rPr>
+            <w:noProof/>
+            <w:webHidden/>
+          </w:rPr>
+          <w:fldChar w:fldCharType="begin"/>
+        </w:r>
+        <w:r>
+          <w:rPr>
+            <w:noProof/>
+            <w:webHidden/>
+          </w:rPr>
+          <w:instrText xml:space="preserve"> PAGEREF _Toc240964471 \h </w:instrText>
+        </w:r>
+        <w:r>
+          <w:rPr>
+            <w:noProof/>
+            <w:webHidden/>
+          </w:rPr>
+        </w:r>
+        <w:r>
+          <w:rPr>
+            <w:noProof/>
+            <w:webHidden/>
+          </w:rPr>
+          <w:fldChar w:fldCharType="separate"/>
+        </w:r>
+        <w:r>
+          <w:rPr>
+            <w:noProof/>
+            <w:webHidden/>
+          </w:rPr>
+          <w:t>1</w:t>
+        </w:r>
+        <w:r>
+          <w:rPr>
+            <w:noProof/>
+            <w:webHidden/>
+          </w:rPr>
+          <w:fldChar w:fldCharType="end"/>
         </w:r>
       </w:hyperlink>
     </w:p>
@@ -127,18 +233,21 @@
       <w:pPr>
         <w:pStyle w:val="Nagwek1"/>
       </w:pPr>
-      <w:bookmarkStart w:id="1" w:name="_Toc300000001"/>
+      <w:bookmarkStart w:id="0" w:name="_Toc240964470"/>
       <w:r>
         <w:t>Bezpieczne tworzenie dokumentów i eksportów</w:t>
       </w:r>
-      <w:bookmarkEnd w:id="1"/>
+      <w:bookmarkEnd w:id="0"/>
     </w:p>
     <w:p>
       <w:pPr>
         <w:jc w:val="both"/>
       </w:pPr>
       <w:r>
-        <w:t>Do tej pory, jeżeli podczas tworzenia raportu, kalendarza (HTML/PDF) lub eksportu danych do Excela, Worda, pliku tekstowego bądź CSV, plik docelowy był akurat otwarty w innym programie (np. w przeglądarce, Excelu lub Wordzie), aplikacja mogła zgłosić niezrozumiały błąd techniczny albo w ogóle nie poinformować o problemie.</w:t>
+        <w:t>Do tej pory, jeżeli podczas tworzenia raportu, kalendarza (HTML/PDF) lub eksportu danych do Excela, Worda, pliku tekstoweg</w:t>
+      </w:r>
+      <w:r>
+        <w:t>o bądź CSV, plik docelowy był akurat otwarty w innym programie (np. w przeglądarce, Excelu lub Wordzie), aplikacja mogła zgłosić niezrozumiały błąd techniczny albo w ogóle nie poinformować o problemie.</w:t>
       </w:r>
     </w:p>
     <w:p>
@@ -146,13 +255,16 @@
         <w:jc w:val="both"/>
       </w:pPr>
       <w:r>
-        <w:t>Ujednoliciliśmy obsługę tej sytuacji we wszystkich miejscach aplikacji, w których tworzone są dokumenty. Jeżeli plik docelowy jest w danym momencie używany przez inny program, pojawi się teraz czytelny komunikat:</w:t>
+        <w:t>Ujednoliciliśmy obsługę tej sytuacji we wszystkich mie</w:t>
+      </w:r>
+      <w:r>
+        <w:t>jscach aplikacji, w których tworzone są dokumenty. Jeżeli plik docelowy jest w danym momencie używany przez inny program, pojawi się teraz czytelny komunikat:</w:t>
       </w:r>
     </w:p>
     <w:p>
       <w:pPr>
+        <w:ind w:left="708"/>
         <w:jc w:val="both"/>
-        <w:ind w:left="708"/>
         <w:rPr>
           <w:i/>
         </w:rPr>
@@ -161,7 +273,13 @@
         <w:rPr>
           <w:i/>
         </w:rPr>
-        <w:t>„Nie można utworzyć dokumentu, ponieważ dokument jest aktualnie używany przez inny program. Zamknij inne programy i spróbuj ponownie”.</w:t>
+        <w:t>„Nie można utworzyć dokumentu, ponieważ dokument jest aktualnie używany przez inny program. Zamkn</w:t>
+      </w:r>
+      <w:r>
+        <w:rPr>
+          <w:i/>
+        </w:rPr>
+        <w:t>ij inne programy i spróbuj ponownie”.</w:t>
       </w:r>
     </w:p>
     <w:p>
@@ -174,12 +292,31 @@
     </w:p>
     <w:p>
       <w:pPr>
-        <w:jc w:val="both"/>
-      </w:pPr>
+        <w:pStyle w:val="Nagwek1"/>
+      </w:pPr>
+      <w:bookmarkStart w:id="1" w:name="_Toc240964471"/>
+      <w:r>
+        <w:t>Natychmiastowy podgląd spisu treści</w:t>
+      </w:r>
+      <w:bookmarkEnd w:id="1"/>
+    </w:p>
+    <w:p>
+      <w:r>
+        <w:t>Do tej pory spis treści wygenerowanej witryny lub eksportu do iKalendarza (plik index.xml) był wyświetlany w przeglądarce za pomocą technologii XSLT, którą przeglądarki internetowe (w tym Chrome) sukcesywnie wycofują. Aby zobaczyć poprawny spis treści, konieczne było umieszczenie wygenerowanych plików na serwerze WWW Uczelni - otwarcie ich lokalnie, na własnym komputerze, kończyło się pustą stroną.</w:t>
+      </w:r>
+    </w:p>
+    <w:p>
+      <w:r>
+        <w:t>Aplikacja generuje teraz, obok dotychczasowego pliku index.xml, dodatkowy plik index.html zawierający ten sam spis treści, niezależny od XSLT. Dzięki temu spis treści można obejrzeć od razu po wygenerowaniu, bezpośrednio na swoim komputerze, bez konieczności wcześniejszego umieszczania plików na serwerze Uczelni.</w:t>
+      </w:r>
+    </w:p>
+    <w:p>
+      <w:bookmarkStart w:id="2" w:name="_GoBack"/>
+      <w:bookmarkEnd w:id="2"/>
     </w:p>
     <w:sectPr>
-      <w:headerReference w:type="default" r:id="rId15"/>
-      <w:footerReference w:type="default" r:id="rId16"/>
+      <w:headerReference w:type="default" r:id="rId11"/>
+      <w:footerReference w:type="default" r:id="rId12"/>
       <w:type w:val="continuous"/>
       <w:pgSz w:w="11906" w:h="16838"/>
       <w:pgMar w:top="957" w:right="1133" w:bottom="1418" w:left="993" w:header="142" w:footer="565" w:gutter="0"/>
@@ -7959,7 +8096,7 @@
 </file>
 
 <file path=customXml/itemProps1.xml><?xml version="1.0" encoding="utf-8"?>
-<ds:datastoreItem xmlns:ds="http://schemas.openxmlformats.org/officeDocument/2006/customXml" ds:itemID="{187DAD85-3AB9-4F51-97C0-277A22155C18}">
+<ds:datastoreItem xmlns:ds="http://schemas.openxmlformats.org/officeDocument/2006/customXml" ds:itemID="{A43C953D-FBA2-4B42-9D79-954F2DBBCC92}">
   <ds:schemaRefs>
     <ds:schemaRef ds:uri="http://schemas.openxmlformats.org/officeDocument/2006/bibliography"/>
   </ds:schemaRefs>
